--- a/assets/payslip_kas.docx
+++ b/assets/payslip_kas.docx
@@ -1857,6 +1857,27 @@
       </w:pPr>
       <w:r>
         <w:rPr>
+          <w:rFonts w:ascii="Trebuchet MS" w:eastAsia="Trebuchet MS" w:hAnsi="Trebuchet MS" w:cs="Trebuchet MS"/>
+          <w:kern w:val="0"/>
+          <w:sz w:val="24"/>
+          <w:szCs w:val="24"/>
+          <w:lang w:val="en-US"/>
+          <w14:ligatures w14:val="none"/>
+        </w:rPr>
+        <w:t>Admin Charges</w:t>
+      </w:r>
+      <w:r>
+        <w:rPr>
+          <w:rFonts w:ascii="Trebuchet MS" w:eastAsia="Trebuchet MS" w:hAnsi="Trebuchet MS" w:cs="Trebuchet MS"/>
+          <w:kern w:val="0"/>
+          <w:sz w:val="24"/>
+          <w:szCs w:val="24"/>
+          <w14:ligatures w14:val="none"/>
+        </w:rPr>
+        <w:t xml:space="preserve"> </w:t>
+      </w:r>
+      <w:r>
+        <w:rPr>
           <w:noProof/>
         </w:rPr>
         <mc:AlternateContent>
@@ -1929,17 +1950,6 @@
           </mc:Fallback>
         </mc:AlternateContent>
       </w:r>
-      <w:r>
-        <w:rPr>
-          <w:rFonts w:ascii="Trebuchet MS" w:eastAsia="Trebuchet MS" w:hAnsi="Trebuchet MS" w:cs="Trebuchet MS"/>
-          <w:noProof/>
-          <w:kern w:val="0"/>
-          <w:sz w:val="24"/>
-          <w:szCs w:val="24"/>
-          <w:lang w:val="en-US"/>
-        </w:rPr>
-        <w:t>PT</w:t>
-      </w:r>
     </w:p>
     <w:p>
       <w:pPr>
@@ -2036,7 +2046,7 @@
           <w:szCs w:val="24"/>
           <w:lang w:val="en-US"/>
         </w:rPr>
-        <w:t>Admin Charges</w:t>
+        <w:t>LWF</w:t>
       </w:r>
     </w:p>
     <w:p>
@@ -2060,7 +2070,7 @@
           <w:szCs w:val="24"/>
           <w:lang w:val="en-US"/>
         </w:rPr>
-        <w:t>LWF</w:t>
+        <w:t>-</w:t>
       </w:r>
       <w:r>
         <w:rPr>
@@ -2290,32 +2300,18 @@
           <w:lang w:val="en-US"/>
           <w14:ligatures w14:val="none"/>
         </w:rPr>
-        <w:t>200</w:t>
-      </w:r>
-    </w:p>
-    <w:p>
-      <w:pPr>
-        <w:ind w:left="-426"/>
-        <w:jc w:val="right"/>
-        <w:rPr>
-          <w:rFonts w:ascii="Trebuchet MS" w:eastAsia="Trebuchet MS" w:hAnsi="Trebuchet MS" w:cs="Trebuchet MS"/>
-          <w:kern w:val="0"/>
-          <w:sz w:val="24"/>
-          <w:szCs w:val="24"/>
-          <w:lang w:val="en-US"/>
-          <w14:ligatures w14:val="none"/>
-        </w:rPr>
-      </w:pPr>
-      <w:r>
-        <w:rPr>
-          <w:rFonts w:ascii="Trebuchet MS" w:eastAsia="Trebuchet MS" w:hAnsi="Trebuchet MS" w:cs="Trebuchet MS"/>
-          <w:kern w:val="0"/>
-          <w:sz w:val="24"/>
-          <w:szCs w:val="24"/>
-          <w:lang w:val="en-US"/>
-          <w14:ligatures w14:val="none"/>
-        </w:rPr>
-        <w:t>600</w:t>
+        <w:t>8</w:t>
+      </w:r>
+      <w:r>
+        <w:rPr>
+          <w:rFonts w:ascii="Trebuchet MS" w:eastAsia="Trebuchet MS" w:hAnsi="Trebuchet MS" w:cs="Trebuchet MS"/>
+          <w:kern w:val="0"/>
+          <w:sz w:val="24"/>
+          <w:szCs w:val="24"/>
+          <w:lang w:val="en-US"/>
+          <w14:ligatures w14:val="none"/>
+        </w:rPr>
+        <w:t>00</w:t>
       </w:r>
     </w:p>
     <w:p>
@@ -3345,7 +3341,6 @@
   <w:style w:type="character" w:default="1" w:styleId="DefaultParagraphFont">
     <w:name w:val="Default Paragraph Font"/>
     <w:uiPriority w:val="1"/>
-    <w:semiHidden/>
     <w:unhideWhenUsed/>
   </w:style>
   <w:style w:type="table" w:default="1" w:styleId="TableNormal">
